--- a/example_articles/countries/United States/6.countries_United States_Other_publisher.docx
+++ b/example_articles/countries/United States/6.countries_United States_Other_publisher.docx
@@ -27,17 +27,17 @@
     </w:p>
     <w:p>
       <w:r>
-        <w:t>Source File: Other publishers/Files (500) (25).DOCX</w:t>
+        <w:t>Source file: Other publishers/Files (500) (25).DOCX</w:t>
       </w:r>
     </w:p>
     <w:p>
       <w:r>
-        <w:t>Raw locations result: ['Massachusetts', 'New York', 'Rhode Island', 'Maryland']</w:t>
+        <w:t>Raw locations result, 'locations': ['Massachusetts', 'New York', 'Rhode Island', 'Maryland']</w:t>
       </w:r>
     </w:p>
     <w:p>
       <w:r>
-        <w:t>countries_stand_flat (Standardized): United States</w:t>
+        <w:t>Standardized locations result, 'countries_stand_flat': United States</w:t>
       </w:r>
     </w:p>
     <w:p>

--- a/example_articles/countries/United States/6.countries_United States_Other_publisher.docx
+++ b/example_articles/countries/United States/6.countries_United States_Other_publisher.docx
@@ -7,7 +7,7 @@
         <w:pStyle w:val="Heading1"/>
       </w:pPr>
       <w:r>
-        <w:t>Fire aftermath cools disco beat in NYC</w:t>
+        <w:t>No NYC 'News' means bad news</w:t>
       </w:r>
     </w:p>
     <w:p>
@@ -17,22 +17,22 @@
     </w:p>
     <w:p>
       <w:r>
-        <w:t>Date: 1990-06-01</w:t>
+        <w:t>Date: 1990-11-20</w:t>
       </w:r>
     </w:p>
     <w:p>
       <w:r>
-        <w:t>Section: NEWS; Pg. 3A</w:t>
+        <w:t>Section: NEWS; Pg. 7A; Statesline</w:t>
       </w:r>
     </w:p>
     <w:p>
       <w:r>
-        <w:t>Source file: Other publishers/Files (500) (25).DOCX</w:t>
+        <w:t>Source file: Other publishers/Files (500) (27).DOCX</w:t>
       </w:r>
     </w:p>
     <w:p>
       <w:r>
-        <w:t>Raw locations result, 'locations': ['Massachusetts', 'New York', 'Rhode Island', 'Maryland']</w:t>
+        <w:t>Raw locations result, 'locations': ['New York']</w:t>
       </w:r>
     </w:p>
     <w:p>
@@ -49,49 +49,61 @@
     </w:p>
     <w:p>
       <w:r>
-        <w:t>A hypnotic merengue beat pulses across the Voices Latin Disco under Tremont Avenue. Twirling bodies sway in the red and blue lights, bottles of Bacardi and Coke wait at the tables.</w:t>
+        <w:t>''It's like a death in the family … a tragedy.'' - Victor Navasky, 58, a New Yorker who is editor of The Nation magazine</w:t>
         <w:br/>
-        <w:t>It's the usual Saturday night dance in the Bronx. But this weekend, like every weekend since March 25, there are fewer dancers.</w:t>
+        <w:t xml:space="preserve"> </w:t>
         <w:br/>
-        <w:t>Two months after a fire killed 87 people at the Happy Land Social Club near here, the Voices is among a handful of clubs still legally open.</w:t>
+        <w:t xml:space="preserve"> NEW YORK - New York without the Daily News is like the city skyline without the Empire State Building.</w:t>
         <w:br/>
-        <w:t>Once a cheap alternative to expensive Manhattan discos, most of the illegal clubs - fraught with safety violations and lacking licenses - are now closed. The few left aren't drawing big crowds. Many poor and working-class Hispanics are staying home.</w:t>
+        <w:t>Before the current, bitter 3-week-old strike, the city's biggest tabloid was a ritual read for many of the 1.1 million who bought it daily. On subways, it was a ubiquitous presence in the hands of straphangers. Now, it is a rarity.</w:t>
         <w:br/>
-        <w:t>Cuban immigrant Julio Gonzales pleaded not guilty to starting the fire, the USA's deadliest in 13 years. Prosecutors say Gonzales, 36, torched the club after a fight with his girlfriend.</w:t>
+        <w:t>Even at New York's famous Horn &amp; Hardart Automat, next door to The Daily News Building on 42nd Street, no customers sipping coffee can be found poring over its black and white pages.</w:t>
         <w:br/>
-        <w:t>Since March, a massive crackdown has thrown a curtain of steel security gates down on hundreds of illegal social clubs. Where once merengue and salsa poured out of doors on nearly every block, now the music wafts mostly from passing cars. Only the gaudy lights of all-night bodega groceries and take- out chicken joints call out in the rolling streets of Tremont.</w:t>
+        <w:t>The newspaper is still being printed. But throughout the city, newsdealers at sidewalk kiosks, booths and tobacco stores, intimidated by fears and threats of violence, have balked at selling New York's ''hometown paper.''</w:t>
         <w:br/>
-        <w:t>''It's increasingly difficult to find'' illegal clubs, says Police Deputy Inspector Jesse Peterman. ''There's been a dramatic reduction. We feel that the program has been successful.''</w:t>
+        <w:t>Fear isn't unfounded. About 100 delivery trucks have been burned or otherwise damaged, newsstand locks glued shut and dozens of union members arrested.</w:t>
         <w:br/>
-        <w:t>Juan Cotto agrees.</w:t>
+        <w:t>About 2,600 workers in nine unions remain out on strike, including 230 of 350 newsroom employees.</w:t>
         <w:br/>
-        <w:t>''They shut all the clubs down,'' said Cotto, a musician who last week played his first post-fire date at the Sombrero Club on Jerome Avenue.</w:t>
+        <w:t>Increasingly, the strike is less a strike than a dance of death, a slow, stubborn self-destructive labor-management pas de deux.</w:t>
         <w:br/>
-        <w:t>Although a city social club task force has spread citywide, Bronx club owners say they've been hit hardest. Borough numbers are unavailable, but 361 clubs have been ordered vacated in New York, 96 for repeat violations.</w:t>
+        <w:t>There has been little negotiating, and a settlement is nowhere in sight. The Daily News says costly union work rules are at issue. The unions say they'll make concessions if the paper opens its books.</w:t>
         <w:br/>
-        <w:t>Like the Happy Land, most of the closed clubs were riddled with violations. They didn't have fire exits - or exit signs, sprinklers, alarm systems, emergency lights, occupancy permits or liquor licenses.</w:t>
+        <w:t>On the streets, the paper's absence is being felt even by those who didn't read it.</w:t>
         <w:br/>
-        <w:t>Says New York Fire Department Assistant Commissioner John Mulligan: ''This time we mean business.''</w:t>
+        <w:t>''It's like a death in the family … a tragedy,'' says Victor Navasky, 58, editor of The Nation magazine. Brought up in a family that wouldn't read the paper because at the time it smeared leftist politicians, he later came to count on the tabloid for its columns and solid coverage of local news. Like many, he assumed it would be around forever.</w:t>
         <w:br/>
-        <w:t>And that's bad for business.</w:t>
+        <w:t>Indeed, for those accustomed to seeing it, the paper's front page was as distinct and forceful a presence as the face of a parent or boisterous old aunt. Its pages were a concentrate of the city, written in the poetry of a grit that made obvious the inescapable - that New York is a city like no other.</w:t>
         <w:br/>
-        <w:t>''It's getting worse and worse,'' says Tito Lopez, owner of Voices, whose 360-person ballroom drew just 150 dancers on a recent Saturday night. The club, where men are frisked and women searched with a hand-held metal detector at the door, charges a Manhattan-style $ 20 cover, steep compared with Happy Land's $ 5 fee.</w:t>
+        <w:t>Of course, these days the snap is out of the city's fingers, the rhythm gone from its walk, New York's fiscal tap is running red ink, and its icons are in retreat. Ed Koch is 11 months out of office, Donald Trump toppled from his glitzy perch, George Steinbrenner booted from Yankee Stadium, Darryl Strawberry in flight to Los Angeles.</w:t>
         <w:br/>
-        <w:t>''There's nobody here. There's no money to pay my workers,'' Lopez says.</w:t>
+        <w:t>And now the Daily News' best-known reporters and columnists, voices that helped the city think, have packed up their bylines for other papers and TV.</w:t>
         <w:br/>
-        <w:t>The club has been burglarized twice since officials ordered its security gates removed. And a second, $ 250,000 club upstairs is idle because red tape has held up an assembly permit. Since the fire, Lopez says, ''everything is taking so long.''</w:t>
+        <w:t>The strike also has New Yorkers at each others' throats. Some blame decades of union featherbedding and labor for economically killing the paper. Others say the paper's parent company, the Chicago-based Tribune Co., is a union-busting vampire sucking the blood of its workers.</w:t>
         <w:br/>
-        <w:t>City officials aren't the only ones taking precautions.</w:t>
+        <w:t>On subway platforms, city dwellers argue loudly over the morality of buying the Daily News from homeless men whom management gives the papers to for free for risking their necks and putting up with abuse.</w:t>
         <w:br/>
-        <w:t>Radhames Melo, 29, ''used to go to any hole,'' he says. Now, says the Dominican salesman, on his way into the Astromundo Club, he's more careful.</w:t>
+        <w:t>''It's ugly,'' says Sidney Zion, a novelist and veteran of the press. ''The city feels naked without the News.''</w:t>
         <w:br/>
-        <w:t>So is the Astromundo, which advertises its live acts on local Spanish TV and radio. The now-legal club was closed for a month after the Happy Land fire because it didn't have an occupancy certificate. Patrons recall there used to be locks on a back exit. Now, they say, the club has cleaned up its act.</w:t>
+        <w:t>In the borough of Queens, the paper's blue-collar heartland, the Daily News is absent in bars like Breslin &amp; Sweeney's. Though it was a family tradition for many because it spoke their language chasing down stories of City Hall, the cops and the underworld, nostalgia for the paper has its limits. Sympathy for the working person, especially in tough times like these, runs deep.</w:t>
         <w:br/>
-        <w:t>That's good enough for Ada Santiago, 18, who lost two friends at the Happy Land. The Puerto Rican high school student, who comes to the Astromundo to dance, says she ''stayed away for a month, then I started coming back. I thought it was never going to happen again.''</w:t>
+        <w:t>There are those like waitress Karen Jones, 27, who misses her horoscope and says she needs the paper's working-class want ads. Others in this city of immigrants, like Pakistani cab driver Fazlerab Khan, 49, miss it because ''it was easy to read.''</w:t>
         <w:br/>
-        <w:t>But it might. Most club goers say the first thing they now do is check the exits.</w:t>
+        <w:t>Of course, other New York papers once seemed indispensable - the World, the Mirror, the Herald, the Journal and especially the Tribune.</w:t>
         <w:br/>
-        <w:t>''When we came down the steps we joked about if there was a fire how would we get out,'' says Angel Estrella, 21, a Puerto Rican clerk dancing at Voices. But ''it didn't stop me. … This is something people will never stop doing. They just want to have fun.''</w:t>
+        <w:t>''Such is the fickleness of human nature,'' says New Yorker writer Brendan Gill. ''We got along without them.''</w:t>
+        <w:br/>
+        <w:t xml:space="preserve"> TEXT OF GRAPHIC</w:t>
+        <w:br/>
+        <w:t>'Daily News' in decline</w:t>
+        <w:br/>
+        <w:t xml:space="preserve"> Striking unions estimate New York Daily News circulation has dropped as low as 100,000 since the strike began Oct. 25. The newspaper says it is delivering about 200,000 papers to subscribers daily. Circulation as of Sept. 30: </w:t>
+        <w:br/>
+        <w:t>1 - Unaudited</w:t>
+        <w:br/>
+        <w:t>COMPLETE TEXT NOT AVAILABLE</w:t>
+        <w:br/>
+        <w:t>Source: Audit Bureau of Circulation</w:t>
         <w:br/>
         <w:br/>
         <w:t>Graphic</w:t>
@@ -99,11 +111,11 @@
         <w:br/>
         <w:t xml:space="preserve"> </w:t>
         <w:br/>
-        <w:t>PHOTO; b/w, Carol Halebian (Jose Ramirez); PHOTO; b/w, Mario Suriani, AP (Fires, Happy Land Social Club); PHOTO; b/w, Carol Halebian (Ada Santiago)</w:t>
+        <w:t>b/w, Julie Stacey, USA TODAY, Source: Audit Bureau of Circulation; PHOTO; b/w, Mark Lennihan, AP</w:t>
         <w:br/>
         <w:t xml:space="preserve"> </w:t>
         <w:br/>
-        <w:t>CUTLINE: JOSE RAMIREZ: Owns Astromundo Club in the Bronx CUTLINE: GRIM REMINDER: Flowers and banners mark the entrance of the once- popular Happy Land Social Club in the Bronx, where a fire killed 87 people two months ago. CUTLINE: SANTIAGO: Puerto Rican high schooler lost two friends at Happy Land, but still goes dancing after staying away a month.</w:t>
+        <w:t>CUTLINE: BITTER TOSS: Tom Pennacchio, of Local 3 of the Newspaper Guild of America, throws 'Daily News' papers into the air outside the newspaper's offices in midtown New York.</w:t>
       </w:r>
     </w:p>
     <w:sectPr>

--- a/example_articles/countries/United States/6.countries_United States_Other_publisher.docx
+++ b/example_articles/countries/United States/6.countries_United States_Other_publisher.docx
@@ -7,7 +7,7 @@
         <w:pStyle w:val="Heading1"/>
       </w:pPr>
       <w:r>
-        <w:t>No NYC 'News' means bad news</w:t>
+        <w:t>David Cannon: 2023 candidate for Aurora City Council Ward 5</w:t>
       </w:r>
     </w:p>
     <w:p>
@@ -17,22 +17,22 @@
     </w:p>
     <w:p>
       <w:r>
-        <w:t>Date: 1990-11-20</w:t>
+        <w:t>Date: 2023-04-02</w:t>
       </w:r>
     </w:p>
     <w:p>
       <w:r>
-        <w:t>Section: NEWS; Pg. 7A; Statesline</w:t>
+        <w:t>Section: NEWS; Pg. 0</w:t>
       </w:r>
     </w:p>
     <w:p>
       <w:r>
-        <w:t>Source file: Other publishers/Files (500) (27).DOCX</w:t>
+        <w:t>Source file: Other publishers/Files (500) (3).DOCX</w:t>
       </w:r>
     </w:p>
     <w:p>
       <w:r>
-        <w:t>Raw locations result, 'locations': ['New York']</w:t>
+        <w:t>Raw locations result, 'locations': ['Illinois']</w:t>
       </w:r>
     </w:p>
     <w:p>
@@ -49,61 +49,9 @@
     </w:p>
     <w:p>
       <w:r>
-        <w:t>''It's like a death in the family … a tragedy.'' - Victor Navasky, 58, a New Yorker who is editor of The Nation magazine</w:t>
+        <w:t xml:space="preserve">Bio Town: Aurora Age on Election Day: 34 Occupation: Accountant Employer: Robert Half Previous offices held: N/A Q&amp;A Q: What is the most serious issue your community will face in the coming years and how should the city council respond to it? A: We are currently in a housing crisis locally, and will continue to be unless we start building more units, changing zoning restrictions, and taking a more active role in development. Housing is in short supply — less than half of 1% of units are available currently — leading to higher and higher rents. At the bottom end of the market, this is pushing people out of housing, and making it extremely difficult for the working class to afford even a modest unit. We should pilot a municipal land bank — a local authority to manage inventory of surplus land — which would give cooperatives and nonprofits a right of first refusal to acquire and redevelop city owned property. </w:t>
         <w:br/>
-        <w:t xml:space="preserve"> </w:t>
-        <w:br/>
-        <w:t xml:space="preserve"> NEW YORK - New York without the Daily News is like the city skyline without the Empire State Building.</w:t>
-        <w:br/>
-        <w:t>Before the current, bitter 3-week-old strike, the city's biggest tabloid was a ritual read for many of the 1.1 million who bought it daily. On subways, it was a ubiquitous presence in the hands of straphangers. Now, it is a rarity.</w:t>
-        <w:br/>
-        <w:t>Even at New York's famous Horn &amp; Hardart Automat, next door to The Daily News Building on 42nd Street, no customers sipping coffee can be found poring over its black and white pages.</w:t>
-        <w:br/>
-        <w:t>The newspaper is still being printed. But throughout the city, newsdealers at sidewalk kiosks, booths and tobacco stores, intimidated by fears and threats of violence, have balked at selling New York's ''hometown paper.''</w:t>
-        <w:br/>
-        <w:t>Fear isn't unfounded. About 100 delivery trucks have been burned or otherwise damaged, newsstand locks glued shut and dozens of union members arrested.</w:t>
-        <w:br/>
-        <w:t>About 2,600 workers in nine unions remain out on strike, including 230 of 350 newsroom employees.</w:t>
-        <w:br/>
-        <w:t>Increasingly, the strike is less a strike than a dance of death, a slow, stubborn self-destructive labor-management pas de deux.</w:t>
-        <w:br/>
-        <w:t>There has been little negotiating, and a settlement is nowhere in sight. The Daily News says costly union work rules are at issue. The unions say they'll make concessions if the paper opens its books.</w:t>
-        <w:br/>
-        <w:t>On the streets, the paper's absence is being felt even by those who didn't read it.</w:t>
-        <w:br/>
-        <w:t>''It's like a death in the family … a tragedy,'' says Victor Navasky, 58, editor of The Nation magazine. Brought up in a family that wouldn't read the paper because at the time it smeared leftist politicians, he later came to count on the tabloid for its columns and solid coverage of local news. Like many, he assumed it would be around forever.</w:t>
-        <w:br/>
-        <w:t>Indeed, for those accustomed to seeing it, the paper's front page was as distinct and forceful a presence as the face of a parent or boisterous old aunt. Its pages were a concentrate of the city, written in the poetry of a grit that made obvious the inescapable - that New York is a city like no other.</w:t>
-        <w:br/>
-        <w:t>Of course, these days the snap is out of the city's fingers, the rhythm gone from its walk, New York's fiscal tap is running red ink, and its icons are in retreat. Ed Koch is 11 months out of office, Donald Trump toppled from his glitzy perch, George Steinbrenner booted from Yankee Stadium, Darryl Strawberry in flight to Los Angeles.</w:t>
-        <w:br/>
-        <w:t>And now the Daily News' best-known reporters and columnists, voices that helped the city think, have packed up their bylines for other papers and TV.</w:t>
-        <w:br/>
-        <w:t>The strike also has New Yorkers at each others' throats. Some blame decades of union featherbedding and labor for economically killing the paper. Others say the paper's parent company, the Chicago-based Tribune Co., is a union-busting vampire sucking the blood of its workers.</w:t>
-        <w:br/>
-        <w:t>On subway platforms, city dwellers argue loudly over the morality of buying the Daily News from homeless men whom management gives the papers to for free for risking their necks and putting up with abuse.</w:t>
-        <w:br/>
-        <w:t>''It's ugly,'' says Sidney Zion, a novelist and veteran of the press. ''The city feels naked without the News.''</w:t>
-        <w:br/>
-        <w:t>In the borough of Queens, the paper's blue-collar heartland, the Daily News is absent in bars like Breslin &amp; Sweeney's. Though it was a family tradition for many because it spoke their language chasing down stories of City Hall, the cops and the underworld, nostalgia for the paper has its limits. Sympathy for the working person, especially in tough times like these, runs deep.</w:t>
-        <w:br/>
-        <w:t>There are those like waitress Karen Jones, 27, who misses her horoscope and says she needs the paper's working-class want ads. Others in this city of immigrants, like Pakistani cab driver Fazlerab Khan, 49, miss it because ''it was easy to read.''</w:t>
-        <w:br/>
-        <w:t>Of course, other New York papers once seemed indispensable - the World, the Mirror, the Herald, the Journal and especially the Tribune.</w:t>
-        <w:br/>
-        <w:t>''Such is the fickleness of human nature,'' says New Yorker writer Brendan Gill. ''We got along without them.''</w:t>
-        <w:br/>
-        <w:t xml:space="preserve"> TEXT OF GRAPHIC</w:t>
-        <w:br/>
-        <w:t>'Daily News' in decline</w:t>
-        <w:br/>
-        <w:t xml:space="preserve"> Striking unions estimate New York Daily News circulation has dropped as low as 100,000 since the strike began Oct. 25. The newspaper says it is delivering about 200,000 papers to subscribers daily. Circulation as of Sept. 30: </w:t>
-        <w:br/>
-        <w:t>1 - Unaudited</w:t>
-        <w:br/>
-        <w:t>COMPLETE TEXT NOT AVAILABLE</w:t>
-        <w:br/>
-        <w:t>Source: Audit Bureau of Circulation</w:t>
+        <w:t>Fox Valley Habitat for Humanity and Neighbor Project cannot do this alone. We must support their ongoing efforts and expand the scope of not-for-profit housing development in Aurora. Q: How would you describe the state of your community's finances? A: Working people are struggling right now. We are feeling it at the grocery store, our utility bills, and our monthly rent. The number of individuals receiving food at the Aurora Area Interfaith Food Pantry in January 2023 was nearly double what it was in 2021 and 2022. We must come together to help one another in bad times in order to prosper together in good. The city must do more for the people that live here. We could improve the financial health of the city (and regain public trust) by banning political contributions by people and businesses who do business with the city, effectively ending pay-to-play. Also, there should be more transparency in city contracts. Q: What should be the three top priorities for spending in your community during the next four years? A: From talking to my neighbors, I believe we should prioritize spending on Housing (more, affordable, sustainable); Infrastructure (roads, bridges, sidewalks); and Social Services (senior and disability services, access to food, homelessness services, mental health services). That said, I believe we should determine spending more democratically than we currently do by implementing a practice of participatory budgeting — where Aurorans would directly decide how to spend our own tax money. This is already happening successfully in thousands of cities around the world. This structure would give some power back to the citizens and give us more reason to care about what goes on at the city level. Q: Are there areas of spending that need to be curtailed? If so, what are they? A: TIF districts must be reined in. These are supposed to be used for infrastructure that benefits all citizens. We must stop giving massive handouts of public money to private corporations headquartered elsewhere. They are extractive, expensive, and risky. We are not a private equity firm, but a municipality. Let's act like one. Also, we should transition the city's fleet from gas to electric as soon as possible. Many different models of reliable, long-range electric vehicles are currently available, and should be leveraged. They are more efficient, cheaper to operate, and cheaper to maintain, not to mention better for the environment. This is a guaranteed return on investment and should be pursued in earnest. Q: What do you see as the most important infrastructure project the community must address? Why and how should it be paid for? Conversely, during these uncertain economic times, what project(s) can be put on the back burner? A: In the 5th Ward, I will finish the sound barrier on Orchard. The affected residents have put up with this nuisance for far too long. The current alderman has had two terms to resolve the problem, yet here we are, still waiting. If I am elected, I will see it through. It will be completed with input from the residents of the 5th Ward and it will be done correctly. The casino development project should be put on the back burner. Under the current administration, we are about to take out a $58M+ municipal bond, which is supposed to be repaid by a TIF district on a new casino space. As we appear to be entering into a recession, this move is highly risky and should be reconsidered. With the gaming expansion signed into law in 2019, the suburban casino market is about to become highly saturated. Six brand new casinos will be built in Illinois, including one in Chicago proper. And if that wasn't enough, Penn Gaming is also building a new casino in Joliet. Q: Describe your experience working in a group setting to determine policy. What is your style in such a setting to reach agreement and manage local government? Explain how you think that will be effective in producing effective actions and decisions with your city council. A: I have determined policy on a number of boards. My approach is democratic — Does what we're writing take into account the will of the people, or is it being dictated from above? Policy should be simple, yet precise. I will consult with city employees, policy experts, and my constituents whenever crafting ordinances. I will work with my fellow alderpeople to improve well-being, maintain infrastructure, and build community in our fair city. We will demand more on behalf of the working families of Aurora and we will get it. If you vote yes on everything that comes before you, why do you even bother calling it a democracy? And if there is conflict, so be it. Conflict is not necessarily bad — it can help you get to the essence of an issue and resolve it through good communication and negotiation. The alternative is often bad policy. Q: What makes you the best candidate for the job? A: When confronted by a pollution problem from the Hello Fresh plant, I rallied residents who had already created a survey and begun gathering air quality data. We canvassed the neighborhood and held public forums to determine the facts of the situation and to form a plan of action. After doing our due diligence, we presented our findings to the city council and demanded action. Hello Fresh was forced to respond publicly and remedies have been promised. We will continue to hold them accountable until the issue is resolved. This is what an alderperson should be doing. I will not dismiss your concerns when it is inconvenient for me. I will fight for what is right, no matter what. I will not be a rubber stamp. I cannot be bought. I will not be intimidated by bullies. I am an excellent listener and am highly empathetic. I will fight for my constituents and work tirelessly for your benefit. I hope to surprise you with my creativity, attention, and passion for good governance. Q: What's one good idea you have to better the community that no one is talking about yet? A: I have heard many of my neighbors voice concern about speeding and traffic accidents on West Galena Boulevard. There have been a number of deadly accidents on this stretch in recent years. Reducing speed would not only reduce the number of traffic accidents, but also the likelihood of death in these collisions. A novel solution to this problem is to convert Galena from a four-lane undivided road into a three-lane undivided road that consists of two through traffic lanes and a two-way left-turn lane in the center. Benefits include: crash reduction; fewer rear-end and left-turn crashes; fewer lanes for people walking to cross; provides space for bicycle lanes, bus stops, curb extensions or other uses; simplifies left turns from side streets; smoother traffic flow; and less lane switching. Is it possible that a little paint could make walking and biking safer (think WAHS and Greenman), improve public safety, and save us money and lives? I think it's worth asking the question.</w:t>
         <w:br/>
         <w:br/>
         <w:t>Graphic</w:t>
@@ -111,11 +59,7 @@
         <w:br/>
         <w:t xml:space="preserve"> </w:t>
         <w:br/>
-        <w:t>b/w, Julie Stacey, USA TODAY, Source: Audit Bureau of Circulation; PHOTO; b/w, Mark Lennihan, AP</w:t>
-        <w:br/>
-        <w:t xml:space="preserve"> </w:t>
-        <w:br/>
-        <w:t>CUTLINE: BITTER TOSS: Tom Pennacchio, of Local 3 of the Newspaper Guild of America, throws 'Daily News' papers into the air outside the newspaper's offices in midtown New York.</w:t>
+        <w:t>David Cannon</w:t>
       </w:r>
     </w:p>
     <w:sectPr>
